--- a/docentes/administrativo/Propuesta para la política de uso de IA · fases, información y licencias.docx
+++ b/docentes/administrativo/Propuesta para la política de uso de IA · fases, información y licencias.docx
@@ -4,7 +4,52 @@
   <w:body>
     <w:p>
       <w:pPr>
-        <w:spacing w:after="100" w:before="1200"/>
+        <w:spacing w:after="500" w:before="600"/>
+      </w:pPr>
+      <w:r>
+        <w:drawing>
+          <wp:inline distT="0" distB="0" distL="0" distR="0">
+            <wp:extent cx="2190750" cy="590550"/>
+            <wp:effectExtent t="0" r="0" b="0" l="0"/>
+            <wp:docPr id="1" name="" descr="" title=""/>
+            <wp:cNvGraphicFramePr>
+              <a:graphicFrameLocks xmlns:a="http://schemas.openxmlformats.org/drawingml/2006/main" noChangeAspect="1"/>
+            </wp:cNvGraphicFramePr>
+            <a:graphic xmlns:a="http://schemas.openxmlformats.org/drawingml/2006/main">
+              <a:graphicData uri="http://schemas.openxmlformats.org/drawingml/2006/picture">
+                <pic:pic xmlns:pic="http://schemas.openxmlformats.org/drawingml/2006/picture">
+                  <pic:nvPicPr>
+                    <pic:cNvPr id="0" name="" descr=""/>
+                    <pic:cNvPicPr>
+                      <a:picLocks noChangeAspect="1" noChangeArrowheads="1"/>
+                    </pic:cNvPicPr>
+                  </pic:nvPicPr>
+                  <pic:blipFill>
+                    <a:blip r:embed="rId9" cstate="none"/>
+                    <a:srcRect/>
+                    <a:stretch>
+                      <a:fillRect/>
+                    </a:stretch>
+                  </pic:blipFill>
+                  <pic:spPr bwMode="auto">
+                    <a:xfrm>
+                      <a:off x="0" y="0"/>
+                      <a:ext cx="2190750" cy="590550"/>
+                    </a:xfrm>
+                    <a:prstGeom prst="rect">
+                      <a:avLst/>
+                    </a:prstGeom>
+                  </pic:spPr>
+                </pic:pic>
+              </a:graphicData>
+            </a:graphic>
+          </wp:inline>
+        </w:drawing>
+      </w:r>
+    </w:p>
+    <w:p>
+      <w:pPr>
+        <w:spacing w:after="100" w:before="0"/>
       </w:pPr>
       <w:r>
         <w:rPr>

--- a/docentes/administrativo/Propuesta para la política de uso de IA · fases, información y licencias.docx
+++ b/docentes/administrativo/Propuesta para la política de uso de IA · fases, información y licencias.docx
@@ -127,7 +127,7 @@
           <w:sz w:val="21"/>
           <w:szCs w:val="21"/>
         </w:rPr>
-        <w:t xml:space="preserve">Pivot Power · 15 de octubre de 2026 · versión para discusión</w:t>
+        <w:t xml:space="preserve">Pivot Power · 19 de octubre de 2026 · versión para discusión</w:t>
       </w:r>
     </w:p>
     <w:p>
@@ -6177,7 +6177,7 @@
                 <w:sz w:val="19"/>
                 <w:szCs w:val="19"/>
               </w:rPr>
-              <w:t xml:space="preserve">21 de octubre de 2026</w:t>
+              <w:t xml:space="preserve">23 de octubre de 2026</w:t>
             </w:r>
           </w:p>
         </w:tc>
@@ -6583,7 +6583,7 @@
                 <w:sz w:val="19"/>
                 <w:szCs w:val="19"/>
               </w:rPr>
-              <w:t xml:space="preserve">Encuentro 1 del Taller 1 administrativo</w:t>
+              <w:t xml:space="preserve">Encuentro 1 de los dos talleres 1</w:t>
             </w:r>
           </w:p>
         </w:tc>
@@ -6614,7 +6614,7 @@
                 <w:sz w:val="19"/>
                 <w:szCs w:val="19"/>
               </w:rPr>
-              <w:t xml:space="preserve">Lunes 19 de octubre</w:t>
+              <w:t xml:space="preserve">Miércoles 21 de octubre</w:t>
             </w:r>
           </w:p>
         </w:tc>
@@ -6712,7 +6712,7 @@
                 <w:sz w:val="19"/>
                 <w:szCs w:val="19"/>
               </w:rPr>
-              <w:t xml:space="preserve">Lunes 19 de octubre</w:t>
+              <w:t xml:space="preserve">Miércoles 21 de octubre</w:t>
             </w:r>
           </w:p>
         </w:tc>
@@ -6810,7 +6810,7 @@
                 <w:sz w:val="19"/>
                 <w:szCs w:val="19"/>
               </w:rPr>
-              <w:t xml:space="preserve">Miércoles 21 de octubre</w:t>
+              <w:t xml:space="preserve">Viernes 23 de octubre</w:t>
             </w:r>
           </w:p>
         </w:tc>
@@ -7348,7 +7348,7 @@
         <w:sz w:val="16"/>
         <w:szCs w:val="16"/>
       </w:rPr>
-      <w:t xml:space="preserve">Pivot Power · versión para discusión · 15 de octubre de 2026</w:t>
+      <w:t xml:space="preserve">Pivot Power · versión para discusión · 19 de octubre de 2026</w:t>
     </w:r>
     <w:r>
       <w:rPr>
